--- a/content-src/docx/R G 2007 07 21 Sarah Maguire.docx
+++ b/content-src/docx/R G 2007 07 21 Sarah Maguire.docx
@@ -45,6 +45,11 @@
       </w:r>
       <w:r>
         <w:t>&lt;/details&gt;</w:t>
+      </w:r>
+    </w:p>
+    <w:p>
+      <w:r>
+        <w:t xml:space="preserve">&lt;category&gt;poetry&lt;/category&gt;</w:t>
       </w:r>
     </w:p>
     <w:p/>

--- a/content-src/docx/R G 2007 07 21 Sarah Maguire.docx
+++ b/content-src/docx/R G 2007 07 21 Sarah Maguire.docx
@@ -86,7 +86,7 @@
       </w:r>
       <w:proofErr w:type="spellEnd"/>
       <w:r>
-        <w:t xml:space="preserve"> - are treated exhaustively: microscopic description harnessed to abundant metaphorical inventiveness. Finally, we return to the human scale, with what was "sand, at first glance" now cupped in our hands: "the mortal remains of one million creatures // will spill / through your fingers // Eocene / dust in the wind". These lines tacitly evoke both Eliot's "fear in a handful of dust" and Blake's "world in a grain of sand, and ... infinity in the palm of your hand". And the whole volume, published in Maguire's</w:t>
+        <w:t xml:space="preserve"> - are treated exhaustively: microscopic description harnessed to abundant metaphorical inventiveness. Finally, we return to the human scale, with what was "sand, at first glance" now cupped in our hands: "the mortal remains of one million creatures // will spill / through your fingers // Eocene / dust in the wind". These lines tacitly evoke both Eliot's "fear in a handful of dust" and Blake's "world in a grain of sand, and… infinity in the palm of your hand". And the whole volume, published in Maguire's</w:t>
       </w:r>
       <w:r>
         <w:t xml:space="preserve"> 50th year, balances abundance with mortality, plenitude with exhaustion, in ways that are truly moving.</w:t>
@@ -147,7 +147,7 @@
     <w:p/>
     <w:p>
       <w:r>
-        <w:t xml:space="preserve">Ten years ago, Maguire's consecutive poems "Psoriasis" and "Dust" mingled sexuality, illness and finite fertility with unsettling and unsentimental force - "After all this time on my knees / I'm starting to bleed" ... "A decade more of this / and I'm finished". Her new collection contains another poem called "Psoriasis", which retunes the metaphors of those earlier poems, with concentrated power. The body - lustful, hungry, tired, ill, desiring, pleasured, ageing - is neither ignored nor privileged in this </w:t>
+        <w:t xml:space="preserve">Ten years ago, Maguire's consecutive poems "Psoriasis" and "Dust" mingled sexuality, illness and finite fertility with unsettling and unsentimental force - "After all this time on my knees / I'm starting to bleed" … "A decade more of this / and I'm finished". Her new collection contains another poem called "Psoriasis", which retunes the metaphors of those earlier poems, with concentrated power. The body - lustful, hungry, tired, ill, desiring, pleasured, ageing - is neither ignored nor privileged in this </w:t>
       </w:r>
       <w:r>
         <w:t>collection. It takes its place among all the other cycles of growth and decay, of joy and loss.</w:t>
